--- a/CV -KRY.pdf.docx
+++ b/CV -KRY.pdf.docx
@@ -1,6 +1,6 @@
 
 <file path=word/document.xml><?xml version="1.0" encoding="utf-8"?>
-<w:document xmlns:wpc="http://schemas.microsoft.com/office/word/2010/wordprocessingCanvas" xmlns:cx="http://schemas.microsoft.com/office/drawing/2014/chartex" xmlns:cx1="http://schemas.microsoft.com/office/drawing/2015/9/8/chartex" xmlns:cx2="http://schemas.microsoft.com/office/drawing/2015/10/21/chartex" xmlns:cx3="http://schemas.microsoft.com/office/drawing/2016/5/9/chartex" xmlns:cx4="http://schemas.microsoft.com/office/drawing/2016/5/10/chartex" xmlns:cx5="http://schemas.microsoft.com/office/drawing/2016/5/11/chartex" xmlns:cx6="http://schemas.microsoft.com/office/drawing/2016/5/12/chartex" xmlns:cx7="http://schemas.microsoft.com/office/drawing/2016/5/13/chartex" xmlns:cx8="http://schemas.microsoft.com/office/drawing/2016/5/14/chartex" xmlns:mc="http://schemas.openxmlformats.org/markup-compatibility/2006" xmlns:aink="http://schemas.microsoft.com/office/drawing/2016/ink" xmlns:am3d="http://schemas.microsoft.com/office/drawing/2017/model3d" xmlns:o="urn:schemas-microsoft-com:office:office" xmlns:r="http://schemas.openxmlformats.org/officeDocument/2006/relationships" xmlns:m="http://schemas.openxmlformats.org/officeDocument/2006/math" xmlns:v="urn:schemas-microsoft-com:vml" xmlns:wp14="http://schemas.microsoft.com/office/word/2010/wordprocessingDrawing" xmlns:wp="http://schemas.openxmlformats.org/drawingml/2006/wordprocessingDrawing" xmlns:w10="urn:schemas-microsoft-com:office:word" xmlns:w="http://schemas.openxmlformats.org/wordprocessingml/2006/main" xmlns:w14="http://schemas.microsoft.com/office/word/2010/wordml" xmlns:w15="http://schemas.microsoft.com/office/word/2012/wordml" xmlns:w16cid="http://schemas.microsoft.com/office/word/2016/wordml/cid" xmlns:w16se="http://schemas.microsoft.com/office/word/2015/wordml/symex" xmlns:wpg="http://schemas.microsoft.com/office/word/2010/wordprocessingGroup" xmlns:wpi="http://schemas.microsoft.com/office/word/2010/wordprocessingInk" xmlns:wne="http://schemas.microsoft.com/office/word/2006/wordml" xmlns:wps="http://schemas.microsoft.com/office/word/2010/wordprocessingShape" mc:Ignorable="w14 w15 w16se w16cid wp14">
+<w:document xmlns:wpc="http://schemas.microsoft.com/office/word/2010/wordprocessingCanvas" xmlns:cx="http://schemas.microsoft.com/office/drawing/2014/chartex" xmlns:cx1="http://schemas.microsoft.com/office/drawing/2015/9/8/chartex" xmlns:cx2="http://schemas.microsoft.com/office/drawing/2015/10/21/chartex" xmlns:cx3="http://schemas.microsoft.com/office/drawing/2016/5/9/chartex" xmlns:cx4="http://schemas.microsoft.com/office/drawing/2016/5/10/chartex" xmlns:cx5="http://schemas.microsoft.com/office/drawing/2016/5/11/chartex" xmlns:cx6="http://schemas.microsoft.com/office/drawing/2016/5/12/chartex" xmlns:cx7="http://schemas.microsoft.com/office/drawing/2016/5/13/chartex" xmlns:cx8="http://schemas.microsoft.com/office/drawing/2016/5/14/chartex" xmlns:mc="http://schemas.openxmlformats.org/markup-compatibility/2006" xmlns:aink="http://schemas.microsoft.com/office/drawing/2016/ink" xmlns:am3d="http://schemas.microsoft.com/office/drawing/2017/model3d" xmlns:o="urn:schemas-microsoft-com:office:office" xmlns:r="http://schemas.openxmlformats.org/officeDocument/2006/relationships" xmlns:m="http://schemas.openxmlformats.org/officeDocument/2006/math" xmlns:v="urn:schemas-microsoft-com:vml" xmlns:wp14="http://schemas.microsoft.com/office/word/2010/wordprocessingDrawing" xmlns:wp="http://schemas.openxmlformats.org/drawingml/2006/wordprocessingDrawing" xmlns:w10="urn:schemas-microsoft-com:office:word" xmlns:w="http://schemas.openxmlformats.org/wordprocessingml/2006/main" xmlns:w14="http://schemas.microsoft.com/office/word/2010/wordml" xmlns:w15="http://schemas.microsoft.com/office/word/2012/wordml" xmlns:w16cex="http://schemas.microsoft.com/office/word/2018/wordml/cex" xmlns:w16cid="http://schemas.microsoft.com/office/word/2016/wordml/cid" xmlns:w16="http://schemas.microsoft.com/office/word/2018/wordml" xmlns:w16sdtdh="http://schemas.microsoft.com/office/word/2020/wordml/sdtdatahash" xmlns:w16se="http://schemas.microsoft.com/office/word/2015/wordml/symex" xmlns:wpg="http://schemas.microsoft.com/office/word/2010/wordprocessingGroup" xmlns:wpi="http://schemas.microsoft.com/office/word/2010/wordprocessingInk" xmlns:wne="http://schemas.microsoft.com/office/word/2006/wordml" xmlns:wps="http://schemas.microsoft.com/office/word/2010/wordprocessingShape" mc:Ignorable="w14 w15 w16se w16cid w16 w16cex w16sdtdh wp14">
   <w:background w:color="FFFFFF" w:themeColor="background1"/>
   <w:body>
     <w:p>
@@ -8461,10 +8461,16 @@
           <w:color w:val="000000" w:themeColor="text1"/>
           <w:sz w:val="32"/>
         </w:rPr>
-        <w:t xml:space="preserve">ALAMAT </w:t>
+        <w:t>ALAMAT</w:t>
       </w:r>
-      <w:bookmarkStart w:id="0" w:name="_GoBack"/>
-      <w:bookmarkEnd w:id="0"/>
+      <w:r>
+        <w:rPr>
+          <w:b/>
+          <w:color w:val="000000" w:themeColor="text1"/>
+          <w:sz w:val="32"/>
+        </w:rPr>
+        <w:t>.</w:t>
+      </w:r>
     </w:p>
     <w:p>
       <w:pPr>
@@ -8480,47 +8486,13 @@
           <w:sz w:val="24"/>
         </w:rPr>
       </w:pPr>
-      <w:proofErr w:type="spellStart"/>
       <w:r>
         <w:rPr>
           <w:color w:val="000000" w:themeColor="text1"/>
           <w:sz w:val="24"/>
         </w:rPr>
-        <w:t>Jln</w:t>
+        <w:t>Jln. Ahmad rt.003/03 Kel. Makasar</w:t>
       </w:r>
-      <w:proofErr w:type="spellEnd"/>
-      <w:r>
-        <w:rPr>
-          <w:color w:val="000000" w:themeColor="text1"/>
-          <w:sz w:val="24"/>
-        </w:rPr>
-        <w:t xml:space="preserve">. Ahmad rt.003/03 </w:t>
-      </w:r>
-      <w:proofErr w:type="spellStart"/>
-      <w:r>
-        <w:rPr>
-          <w:color w:val="000000" w:themeColor="text1"/>
-          <w:sz w:val="24"/>
-        </w:rPr>
-        <w:t>Kel</w:t>
-      </w:r>
-      <w:proofErr w:type="spellEnd"/>
-      <w:r>
-        <w:rPr>
-          <w:color w:val="000000" w:themeColor="text1"/>
-          <w:sz w:val="24"/>
-        </w:rPr>
-        <w:t xml:space="preserve">. </w:t>
-      </w:r>
-      <w:proofErr w:type="spellStart"/>
-      <w:r>
-        <w:rPr>
-          <w:color w:val="000000" w:themeColor="text1"/>
-          <w:sz w:val="24"/>
-        </w:rPr>
-        <w:t>Makasar</w:t>
-      </w:r>
-      <w:proofErr w:type="spellEnd"/>
     </w:p>
     <w:p>
       <w:pPr>
@@ -8571,37 +8543,12 @@
           <w:cols w:num="2" w:space="720"/>
         </w:sectPr>
       </w:pPr>
-      <w:proofErr w:type="spellStart"/>
       <w:r>
         <w:rPr>
           <w:color w:val="000000" w:themeColor="text1"/>
           <w:sz w:val="20"/>
         </w:rPr>
-        <w:t>Olahraga</w:t>
-      </w:r>
-      <w:proofErr w:type="spellEnd"/>
-      <w:r>
-        <w:rPr>
-          <w:color w:val="000000" w:themeColor="text1"/>
-          <w:sz w:val="20"/>
-        </w:rPr>
-        <w:t xml:space="preserve">, traveling dan </w:t>
-      </w:r>
-      <w:proofErr w:type="spellStart"/>
-      <w:r>
-        <w:rPr>
-          <w:color w:val="000000" w:themeColor="text1"/>
-          <w:sz w:val="20"/>
-        </w:rPr>
-        <w:t>Berorganisasi</w:t>
-      </w:r>
-      <w:proofErr w:type="spellEnd"/>
-      <w:r>
-        <w:rPr>
-          <w:color w:val="000000" w:themeColor="text1"/>
-          <w:sz w:val="20"/>
-        </w:rPr>
-        <w:t>.</w:t>
+        <w:t>Olahraga, traveling dan Berorganisasi.</w:t>
       </w:r>
     </w:p>
     <w:p>
@@ -8712,101 +8659,12 @@
                 <w:color w:val="000000" w:themeColor="text1"/>
               </w:rPr>
             </w:pPr>
-            <w:proofErr w:type="spellStart"/>
             <w:r>
               <w:rPr>
                 <w:color w:val="000000" w:themeColor="text1"/>
                 <w:sz w:val="20"/>
               </w:rPr>
-              <w:t>Dapat</w:t>
-            </w:r>
-            <w:proofErr w:type="spellEnd"/>
-            <w:r>
-              <w:rPr>
-                <w:color w:val="000000" w:themeColor="text1"/>
-                <w:sz w:val="20"/>
-              </w:rPr>
-              <w:t xml:space="preserve"> </w:t>
-            </w:r>
-            <w:proofErr w:type="spellStart"/>
-            <w:r>
-              <w:rPr>
-                <w:color w:val="000000" w:themeColor="text1"/>
-                <w:sz w:val="20"/>
-              </w:rPr>
-              <w:t>berorganisasi</w:t>
-            </w:r>
-            <w:proofErr w:type="spellEnd"/>
-            <w:r>
-              <w:rPr>
-                <w:color w:val="000000" w:themeColor="text1"/>
-                <w:sz w:val="20"/>
-              </w:rPr>
-              <w:t xml:space="preserve"> dan </w:t>
-            </w:r>
-            <w:proofErr w:type="spellStart"/>
-            <w:r>
-              <w:rPr>
-                <w:color w:val="000000" w:themeColor="text1"/>
-                <w:sz w:val="20"/>
-              </w:rPr>
-              <w:t>berkomunikasi</w:t>
-            </w:r>
-            <w:proofErr w:type="spellEnd"/>
-            <w:r>
-              <w:rPr>
-                <w:color w:val="000000" w:themeColor="text1"/>
-                <w:sz w:val="20"/>
-              </w:rPr>
-              <w:t xml:space="preserve"> </w:t>
-            </w:r>
-            <w:proofErr w:type="spellStart"/>
-            <w:r>
-              <w:rPr>
-                <w:color w:val="000000" w:themeColor="text1"/>
-                <w:sz w:val="20"/>
-              </w:rPr>
-              <w:t>dengan</w:t>
-            </w:r>
-            <w:proofErr w:type="spellEnd"/>
-            <w:r>
-              <w:rPr>
-                <w:color w:val="000000" w:themeColor="text1"/>
-                <w:sz w:val="20"/>
-              </w:rPr>
-              <w:t xml:space="preserve"> </w:t>
-            </w:r>
-            <w:proofErr w:type="spellStart"/>
-            <w:r>
-              <w:rPr>
-                <w:color w:val="000000" w:themeColor="text1"/>
-                <w:sz w:val="20"/>
-              </w:rPr>
-              <w:t>baik</w:t>
-            </w:r>
-            <w:proofErr w:type="spellEnd"/>
-            <w:r>
-              <w:rPr>
-                <w:color w:val="000000" w:themeColor="text1"/>
-                <w:sz w:val="20"/>
-              </w:rPr>
-              <w:t xml:space="preserve"> </w:t>
-            </w:r>
-            <w:proofErr w:type="spellStart"/>
-            <w:r>
-              <w:rPr>
-                <w:color w:val="000000" w:themeColor="text1"/>
-                <w:sz w:val="20"/>
-              </w:rPr>
-              <w:t>Berkomitmen</w:t>
-            </w:r>
-            <w:proofErr w:type="spellEnd"/>
-            <w:r>
-              <w:rPr>
-                <w:color w:val="000000" w:themeColor="text1"/>
-                <w:sz w:val="20"/>
-              </w:rPr>
-              <w:t xml:space="preserve"> </w:t>
+              <w:t xml:space="preserve">Dapat berorganisasi dan berkomunikasi dengan baik Berkomitmen </w:t>
             </w:r>
           </w:p>
           <w:p>
@@ -8823,53 +8681,12 @@
                 <w:color w:val="000000" w:themeColor="text1"/>
               </w:rPr>
             </w:pPr>
-            <w:proofErr w:type="spellStart"/>
             <w:r>
               <w:rPr>
                 <w:color w:val="000000" w:themeColor="text1"/>
                 <w:sz w:val="20"/>
               </w:rPr>
-              <w:t>Bertanggung</w:t>
-            </w:r>
-            <w:proofErr w:type="spellEnd"/>
-            <w:r>
-              <w:rPr>
-                <w:color w:val="000000" w:themeColor="text1"/>
-                <w:sz w:val="20"/>
-              </w:rPr>
-              <w:t xml:space="preserve"> </w:t>
-            </w:r>
-            <w:proofErr w:type="spellStart"/>
-            <w:r>
-              <w:rPr>
-                <w:color w:val="000000" w:themeColor="text1"/>
-                <w:sz w:val="20"/>
-              </w:rPr>
-              <w:t>jawab</w:t>
-            </w:r>
-            <w:proofErr w:type="spellEnd"/>
-            <w:r>
-              <w:rPr>
-                <w:color w:val="000000" w:themeColor="text1"/>
-                <w:sz w:val="20"/>
-              </w:rPr>
-              <w:t xml:space="preserve"> dan </w:t>
-            </w:r>
-            <w:proofErr w:type="spellStart"/>
-            <w:r>
-              <w:rPr>
-                <w:color w:val="000000" w:themeColor="text1"/>
-                <w:sz w:val="20"/>
-              </w:rPr>
-              <w:t>jujur</w:t>
-            </w:r>
-            <w:proofErr w:type="spellEnd"/>
-            <w:r>
-              <w:rPr>
-                <w:color w:val="000000" w:themeColor="text1"/>
-                <w:sz w:val="20"/>
-              </w:rPr>
-              <w:t xml:space="preserve"> </w:t>
+              <w:t xml:space="preserve">Bertanggung jawab dan jujur </w:t>
             </w:r>
           </w:p>
           <w:p>
@@ -8886,37 +8703,12 @@
                 <w:color w:val="000000" w:themeColor="text1"/>
               </w:rPr>
             </w:pPr>
-            <w:proofErr w:type="spellStart"/>
             <w:r>
               <w:rPr>
                 <w:color w:val="000000" w:themeColor="text1"/>
                 <w:sz w:val="20"/>
               </w:rPr>
-              <w:t>Tepat</w:t>
-            </w:r>
-            <w:proofErr w:type="spellEnd"/>
-            <w:r>
-              <w:rPr>
-                <w:color w:val="000000" w:themeColor="text1"/>
-                <w:sz w:val="20"/>
-              </w:rPr>
-              <w:t xml:space="preserve"> </w:t>
-            </w:r>
-            <w:proofErr w:type="spellStart"/>
-            <w:r>
-              <w:rPr>
-                <w:color w:val="000000" w:themeColor="text1"/>
-                <w:sz w:val="20"/>
-              </w:rPr>
-              <w:t>waktu</w:t>
-            </w:r>
-            <w:proofErr w:type="spellEnd"/>
-            <w:r>
-              <w:rPr>
-                <w:color w:val="000000" w:themeColor="text1"/>
-                <w:sz w:val="20"/>
-              </w:rPr>
-              <w:t xml:space="preserve"> </w:t>
+              <w:t xml:space="preserve">Tepat waktu </w:t>
             </w:r>
           </w:p>
           <w:p>
@@ -8955,53 +8747,12 @@
                 <w:color w:val="000000" w:themeColor="text1"/>
               </w:rPr>
             </w:pPr>
-            <w:proofErr w:type="spellStart"/>
             <w:r>
               <w:rPr>
                 <w:color w:val="000000" w:themeColor="text1"/>
                 <w:sz w:val="20"/>
               </w:rPr>
-              <w:t>Bergabung</w:t>
-            </w:r>
-            <w:proofErr w:type="spellEnd"/>
-            <w:r>
-              <w:rPr>
-                <w:color w:val="000000" w:themeColor="text1"/>
-                <w:sz w:val="20"/>
-              </w:rPr>
-              <w:t xml:space="preserve"> </w:t>
-            </w:r>
-            <w:proofErr w:type="spellStart"/>
-            <w:r>
-              <w:rPr>
-                <w:color w:val="000000" w:themeColor="text1"/>
-                <w:sz w:val="20"/>
-              </w:rPr>
-              <w:t>sebagai</w:t>
-            </w:r>
-            <w:proofErr w:type="spellEnd"/>
-            <w:r>
-              <w:rPr>
-                <w:color w:val="000000" w:themeColor="text1"/>
-                <w:sz w:val="20"/>
-              </w:rPr>
-              <w:t xml:space="preserve"> </w:t>
-            </w:r>
-            <w:proofErr w:type="spellStart"/>
-            <w:r>
-              <w:rPr>
-                <w:color w:val="000000" w:themeColor="text1"/>
-                <w:sz w:val="20"/>
-              </w:rPr>
-              <w:t>swk</w:t>
-            </w:r>
-            <w:proofErr w:type="spellEnd"/>
-            <w:r>
-              <w:rPr>
-                <w:color w:val="000000" w:themeColor="text1"/>
-                <w:sz w:val="20"/>
-              </w:rPr>
-              <w:t xml:space="preserve"> JD.ID  </w:t>
+              <w:t xml:space="preserve">Bergabung sebagai swk JD.ID  </w:t>
             </w:r>
           </w:p>
           <w:p>
@@ -9017,117 +8768,12 @@
                 <w:color w:val="000000" w:themeColor="text1"/>
               </w:rPr>
             </w:pPr>
-            <w:proofErr w:type="spellStart"/>
             <w:r>
               <w:rPr>
                 <w:color w:val="000000" w:themeColor="text1"/>
                 <w:sz w:val="20"/>
               </w:rPr>
-              <w:t>Mengikuti</w:t>
-            </w:r>
-            <w:proofErr w:type="spellEnd"/>
-            <w:r>
-              <w:rPr>
-                <w:color w:val="000000" w:themeColor="text1"/>
-                <w:sz w:val="20"/>
-              </w:rPr>
-              <w:t xml:space="preserve"> </w:t>
-            </w:r>
-            <w:proofErr w:type="spellStart"/>
-            <w:r>
-              <w:rPr>
-                <w:color w:val="000000" w:themeColor="text1"/>
-                <w:sz w:val="20"/>
-              </w:rPr>
-              <w:t>Lomba</w:t>
-            </w:r>
-            <w:proofErr w:type="spellEnd"/>
-            <w:r>
-              <w:rPr>
-                <w:color w:val="000000" w:themeColor="text1"/>
-                <w:sz w:val="20"/>
-              </w:rPr>
-              <w:t xml:space="preserve"> Futsal </w:t>
-            </w:r>
-            <w:proofErr w:type="spellStart"/>
-            <w:r>
-              <w:rPr>
-                <w:color w:val="000000" w:themeColor="text1"/>
-                <w:sz w:val="20"/>
-              </w:rPr>
-              <w:t>antar</w:t>
-            </w:r>
-            <w:proofErr w:type="spellEnd"/>
-            <w:r>
-              <w:rPr>
-                <w:color w:val="000000" w:themeColor="text1"/>
-                <w:sz w:val="20"/>
-              </w:rPr>
-              <w:t xml:space="preserve"> SMA se-</w:t>
-            </w:r>
-            <w:proofErr w:type="spellStart"/>
-            <w:r>
-              <w:rPr>
-                <w:color w:val="000000" w:themeColor="text1"/>
-                <w:sz w:val="20"/>
-              </w:rPr>
-              <w:t>jabodetabek</w:t>
-            </w:r>
-            <w:proofErr w:type="spellEnd"/>
-            <w:r>
-              <w:rPr>
-                <w:color w:val="000000" w:themeColor="text1"/>
-                <w:sz w:val="20"/>
-              </w:rPr>
-              <w:t xml:space="preserve"> </w:t>
-            </w:r>
-            <w:proofErr w:type="spellStart"/>
-            <w:r>
-              <w:rPr>
-                <w:color w:val="000000" w:themeColor="text1"/>
-                <w:sz w:val="20"/>
-              </w:rPr>
-              <w:t>Mengikuti</w:t>
-            </w:r>
-            <w:proofErr w:type="spellEnd"/>
-            <w:r>
-              <w:rPr>
-                <w:color w:val="000000" w:themeColor="text1"/>
-                <w:sz w:val="20"/>
-              </w:rPr>
-              <w:t xml:space="preserve"> </w:t>
-            </w:r>
-            <w:proofErr w:type="spellStart"/>
-            <w:r>
-              <w:rPr>
-                <w:color w:val="000000" w:themeColor="text1"/>
-                <w:sz w:val="20"/>
-              </w:rPr>
-              <w:t>perjusa</w:t>
-            </w:r>
-            <w:proofErr w:type="spellEnd"/>
-            <w:r>
-              <w:rPr>
-                <w:color w:val="000000" w:themeColor="text1"/>
-                <w:sz w:val="20"/>
-              </w:rPr>
-              <w:t xml:space="preserve"> yang di </w:t>
-            </w:r>
-            <w:proofErr w:type="spellStart"/>
-            <w:r>
-              <w:rPr>
-                <w:color w:val="000000" w:themeColor="text1"/>
-                <w:sz w:val="20"/>
-              </w:rPr>
-              <w:t>adakan</w:t>
-            </w:r>
-            <w:proofErr w:type="spellEnd"/>
-            <w:r>
-              <w:rPr>
-                <w:color w:val="000000" w:themeColor="text1"/>
-                <w:sz w:val="20"/>
-              </w:rPr>
-              <w:t xml:space="preserve"> oleh TNI-AU </w:t>
+              <w:t xml:space="preserve">Mengikuti Lomba Futsal antar SMA se-jabodetabek Mengikuti perjusa yang di adakan oleh TNI-AU </w:t>
             </w:r>
           </w:p>
           <w:p>
@@ -9171,23 +8817,7 @@
                 <w:color w:val="000000" w:themeColor="text1"/>
                 <w:sz w:val="20"/>
               </w:rPr>
-              <w:t xml:space="preserve">2015 - </w:t>
-            </w:r>
-            <w:proofErr w:type="gramStart"/>
-            <w:r>
-              <w:rPr>
-                <w:color w:val="000000" w:themeColor="text1"/>
-                <w:sz w:val="20"/>
-              </w:rPr>
-              <w:t>2018 :</w:t>
-            </w:r>
-            <w:proofErr w:type="gramEnd"/>
-            <w:r>
-              <w:rPr>
-                <w:color w:val="000000" w:themeColor="text1"/>
-                <w:sz w:val="20"/>
-              </w:rPr>
-              <w:t xml:space="preserve"> SMAN 42 Jakarta </w:t>
+              <w:t xml:space="preserve">2015 - 2018 : SMAN 42 Jakarta </w:t>
             </w:r>
           </w:p>
           <w:p>
@@ -9209,23 +8839,7 @@
                 <w:color w:val="000000" w:themeColor="text1"/>
                 <w:sz w:val="20"/>
               </w:rPr>
-              <w:t xml:space="preserve">2012 - </w:t>
-            </w:r>
-            <w:proofErr w:type="gramStart"/>
-            <w:r>
-              <w:rPr>
-                <w:color w:val="000000" w:themeColor="text1"/>
-                <w:sz w:val="20"/>
-              </w:rPr>
-              <w:t>2015 :</w:t>
-            </w:r>
-            <w:proofErr w:type="gramEnd"/>
-            <w:r>
-              <w:rPr>
-                <w:color w:val="000000" w:themeColor="text1"/>
-                <w:sz w:val="20"/>
-              </w:rPr>
-              <w:t xml:space="preserve"> SMPN 281 Jakarta </w:t>
+              <w:t xml:space="preserve">2012 - 2015 : SMPN 281 Jakarta </w:t>
             </w:r>
           </w:p>
           <w:p>
@@ -9247,39 +8861,7 @@
                 <w:color w:val="000000" w:themeColor="text1"/>
                 <w:sz w:val="20"/>
               </w:rPr>
-              <w:t xml:space="preserve">2006 - </w:t>
-            </w:r>
-            <w:proofErr w:type="gramStart"/>
-            <w:r>
-              <w:rPr>
-                <w:color w:val="000000" w:themeColor="text1"/>
-                <w:sz w:val="20"/>
-              </w:rPr>
-              <w:t>2012 :</w:t>
-            </w:r>
-            <w:proofErr w:type="gramEnd"/>
-            <w:r>
-              <w:rPr>
-                <w:color w:val="000000" w:themeColor="text1"/>
-                <w:sz w:val="20"/>
-              </w:rPr>
-              <w:t xml:space="preserve"> SDN </w:t>
-            </w:r>
-            <w:proofErr w:type="spellStart"/>
-            <w:r>
-              <w:rPr>
-                <w:color w:val="000000" w:themeColor="text1"/>
-                <w:sz w:val="20"/>
-              </w:rPr>
-              <w:t>makasar</w:t>
-            </w:r>
-            <w:proofErr w:type="spellEnd"/>
-            <w:r>
-              <w:rPr>
-                <w:color w:val="000000" w:themeColor="text1"/>
-                <w:sz w:val="20"/>
-              </w:rPr>
-              <w:t xml:space="preserve"> 08 </w:t>
+              <w:t xml:space="preserve">2006 - 2012 : SDN makasar 08 </w:t>
             </w:r>
           </w:p>
           <w:p>
@@ -9302,23 +8884,7 @@
                 <w:color w:val="000000" w:themeColor="text1"/>
                 <w:sz w:val="20"/>
               </w:rPr>
-              <w:t xml:space="preserve">2005 - </w:t>
-            </w:r>
-            <w:proofErr w:type="gramStart"/>
-            <w:r>
-              <w:rPr>
-                <w:color w:val="000000" w:themeColor="text1"/>
-                <w:sz w:val="20"/>
-              </w:rPr>
-              <w:t>2006 :</w:t>
-            </w:r>
-            <w:proofErr w:type="gramEnd"/>
-            <w:r>
-              <w:rPr>
-                <w:color w:val="000000" w:themeColor="text1"/>
-                <w:sz w:val="20"/>
-              </w:rPr>
-              <w:t xml:space="preserve"> TK. Mitra Halim Perdana Kusuma </w:t>
+              <w:t xml:space="preserve">2005 - 2006 : TK. Mitra Halim Perdana Kusuma </w:t>
             </w:r>
           </w:p>
           <w:p>
@@ -9375,77 +8941,13 @@
                 <w:szCs w:val="20"/>
               </w:rPr>
             </w:pPr>
-            <w:proofErr w:type="spellStart"/>
             <w:r>
               <w:rPr>
                 <w:color w:val="000000" w:themeColor="text1"/>
                 <w:sz w:val="20"/>
                 <w:szCs w:val="20"/>
               </w:rPr>
-              <w:t>Menjadi</w:t>
-            </w:r>
-            <w:proofErr w:type="spellEnd"/>
-            <w:r>
-              <w:rPr>
-                <w:color w:val="000000" w:themeColor="text1"/>
-                <w:sz w:val="20"/>
-                <w:szCs w:val="20"/>
-              </w:rPr>
-              <w:t xml:space="preserve"> </w:t>
-            </w:r>
-            <w:proofErr w:type="spellStart"/>
-            <w:r>
-              <w:rPr>
-                <w:color w:val="000000" w:themeColor="text1"/>
-                <w:sz w:val="20"/>
-                <w:szCs w:val="20"/>
-              </w:rPr>
-              <w:t>ketua</w:t>
-            </w:r>
-            <w:proofErr w:type="spellEnd"/>
-            <w:r>
-              <w:rPr>
-                <w:color w:val="000000" w:themeColor="text1"/>
-                <w:sz w:val="20"/>
-                <w:szCs w:val="20"/>
-              </w:rPr>
-              <w:t xml:space="preserve"> </w:t>
-            </w:r>
-            <w:proofErr w:type="spellStart"/>
-            <w:r>
-              <w:rPr>
-                <w:color w:val="000000" w:themeColor="text1"/>
-                <w:sz w:val="20"/>
-                <w:szCs w:val="20"/>
-              </w:rPr>
-              <w:t>kerohanian</w:t>
-            </w:r>
-            <w:proofErr w:type="spellEnd"/>
-            <w:r>
-              <w:rPr>
-                <w:color w:val="000000" w:themeColor="text1"/>
-                <w:sz w:val="20"/>
-                <w:szCs w:val="20"/>
-              </w:rPr>
-              <w:t xml:space="preserve"> </w:t>
-            </w:r>
-            <w:proofErr w:type="spellStart"/>
-            <w:r>
-              <w:rPr>
-                <w:color w:val="000000" w:themeColor="text1"/>
-                <w:sz w:val="20"/>
-                <w:szCs w:val="20"/>
-              </w:rPr>
-              <w:t>katolik</w:t>
-            </w:r>
-            <w:proofErr w:type="spellEnd"/>
-            <w:r>
-              <w:rPr>
-                <w:color w:val="000000" w:themeColor="text1"/>
-                <w:sz w:val="20"/>
-                <w:szCs w:val="20"/>
-              </w:rPr>
-              <w:t xml:space="preserve"> dan</w:t>
+              <w:t>Menjadi ketua kerohanian katolik dan</w:t>
             </w:r>
             <w:r>
               <w:rPr>
@@ -9455,49 +8957,13 @@
               </w:rPr>
               <w:t xml:space="preserve"> </w:t>
             </w:r>
-            <w:proofErr w:type="spellStart"/>
             <w:r>
               <w:rPr>
                 <w:color w:val="000000" w:themeColor="text1"/>
                 <w:sz w:val="20"/>
                 <w:szCs w:val="20"/>
               </w:rPr>
-              <w:t>menjadi</w:t>
-            </w:r>
-            <w:proofErr w:type="spellEnd"/>
-            <w:r>
-              <w:rPr>
-                <w:color w:val="000000" w:themeColor="text1"/>
-                <w:sz w:val="20"/>
-                <w:szCs w:val="20"/>
-              </w:rPr>
-              <w:t xml:space="preserve"> </w:t>
-            </w:r>
-            <w:proofErr w:type="spellStart"/>
-            <w:r>
-              <w:rPr>
-                <w:color w:val="000000" w:themeColor="text1"/>
-                <w:sz w:val="20"/>
-                <w:szCs w:val="20"/>
-              </w:rPr>
-              <w:t>kapten</w:t>
-            </w:r>
-            <w:proofErr w:type="spellEnd"/>
-            <w:r>
-              <w:rPr>
-                <w:color w:val="000000" w:themeColor="text1"/>
-                <w:sz w:val="20"/>
-                <w:szCs w:val="20"/>
-              </w:rPr>
-              <w:t xml:space="preserve"> futsal di SMAN 42</w:t>
-            </w:r>
-            <w:r>
-              <w:rPr>
-                <w:color w:val="000000" w:themeColor="text1"/>
-                <w:sz w:val="20"/>
-                <w:szCs w:val="20"/>
-              </w:rPr>
-              <w:t xml:space="preserve"> Jakarta</w:t>
+              <w:t>menjadi kapten futsal di SMAN 42 Jakarta</w:t>
             </w:r>
             <w:r>
               <w:rPr>
@@ -9650,7 +9116,7 @@
 </file>
 
 <file path=word/styles.xml><?xml version="1.0" encoding="utf-8"?>
-<w:styles xmlns:mc="http://schemas.openxmlformats.org/markup-compatibility/2006" xmlns:r="http://schemas.openxmlformats.org/officeDocument/2006/relationships" xmlns:w="http://schemas.openxmlformats.org/wordprocessingml/2006/main" xmlns:w14="http://schemas.microsoft.com/office/word/2010/wordml" xmlns:w15="http://schemas.microsoft.com/office/word/2012/wordml" xmlns:w16cid="http://schemas.microsoft.com/office/word/2016/wordml/cid" xmlns:w16se="http://schemas.microsoft.com/office/word/2015/wordml/symex" mc:Ignorable="w14 w15 w16se w16cid">
+<w:styles xmlns:mc="http://schemas.openxmlformats.org/markup-compatibility/2006" xmlns:r="http://schemas.openxmlformats.org/officeDocument/2006/relationships" xmlns:w="http://schemas.openxmlformats.org/wordprocessingml/2006/main" xmlns:w14="http://schemas.microsoft.com/office/word/2010/wordml" xmlns:w15="http://schemas.microsoft.com/office/word/2012/wordml" xmlns:w16cex="http://schemas.microsoft.com/office/word/2018/wordml/cex" xmlns:w16cid="http://schemas.microsoft.com/office/word/2016/wordml/cid" xmlns:w16="http://schemas.microsoft.com/office/word/2018/wordml" xmlns:w16sdtdh="http://schemas.microsoft.com/office/word/2020/wordml/sdtdatahash" xmlns:w16se="http://schemas.microsoft.com/office/word/2015/wordml/symex" mc:Ignorable="w14 w15 w16se w16cid w16 w16cex w16sdtdh">
   <w:docDefaults>
     <w:rPrDefault>
       <w:rPr>
